--- a/for_business_team/Medical_Diagnosis_Assistant_Business_Analysis.docx
+++ b/for_business_team/Medical_Diagnosis_Assistant_Business_Analysis.docx
@@ -270,267 +270,6 @@
     <w:p>
       <w:r>
         <w:br w:type="page"/>
-      </w:r>
-    </w:p>
-    <w:p>
-      <w:pPr>
-        <w:spacing w:before="200"/>
-      </w:pPr>
-      <w:r>
-        <w:rPr>
-          <w:rFonts w:ascii="Cambria" w:hAnsi="Cambria"/>
-          <w:b/>
-          <w:color w:val="1F5C8A"/>
-          <w:sz w:val="26"/>
-        </w:rPr>
-        <w:lastRenderedPageBreak/>
-        <w:t>Risk &amp; Governance</w:t>
-      </w:r>
-    </w:p>
-    <w:p>
-      <w:pPr>
-        <w:pStyle w:val="ListBullet"/>
-        <w:spacing w:after="40"/>
-        <w:ind w:left="259"/>
-      </w:pPr>
-      <w:r>
-        <w:rPr>
-          <w:b/>
-          <w:color w:val="12181D"/>
-        </w:rPr>
-        <w:t xml:space="preserve">✓  </w:t>
-      </w:r>
-      <w:r>
-        <w:t>Not positioned as a diagnostic device — every output says “may be consistent with,” never a confirmed diagnosis, and closes with a licensed-provider disclaimer.</w:t>
-      </w:r>
-    </w:p>
-    <w:p>
-      <w:pPr>
-        <w:pStyle w:val="ListBullet"/>
-        <w:spacing w:after="40"/>
-        <w:ind w:left="259"/>
-      </w:pPr>
-      <w:r>
-        <w:rPr>
-          <w:b/>
-          <w:color w:val="12181D"/>
-        </w:rPr>
-        <w:t xml:space="preserve">✓  </w:t>
-      </w:r>
-      <w:r>
-        <w:t>Zero real patient data used to date — the knowledge base and all demo cases are synthetic.</w:t>
-      </w:r>
-    </w:p>
-    <w:p>
-      <w:pPr>
-        <w:pStyle w:val="ListBullet"/>
-        <w:spacing w:after="40"/>
-        <w:ind w:left="259"/>
-      </w:pPr>
-      <w:r>
-        <w:rPr>
-          <w:b/>
-          <w:color w:val="12181D"/>
-        </w:rPr>
-        <w:t xml:space="preserve">✓  </w:t>
-      </w:r>
-      <w:r>
-        <w:t>Emergency-first response ordering is enforced at the system level, not left to model discretion.</w:t>
-      </w:r>
-    </w:p>
-    <w:p>
-      <w:pPr>
-        <w:pStyle w:val="ListBullet"/>
-        <w:spacing w:after="40"/>
-        <w:ind w:left="259"/>
-      </w:pPr>
-      <w:r>
-        <w:rPr>
-          <w:b/>
-          <w:color w:val="12181D"/>
-        </w:rPr>
-        <w:t xml:space="preserve">✓  </w:t>
-      </w:r>
-      <w:r>
-        <w:t>Full query logging gives compliance and clinical-safety teams a ready-made audit trail.</w:t>
-      </w:r>
-    </w:p>
-    <w:p>
-      <w:pPr>
-        <w:pStyle w:val="ListBullet"/>
-        <w:spacing w:after="40"/>
-        <w:ind w:left="259"/>
-      </w:pPr>
-      <w:r>
-        <w:rPr>
-          <w:b/>
-          <w:color w:val="12181D"/>
-        </w:rPr>
-        <w:t xml:space="preserve">△  </w:t>
-      </w:r>
-      <w:r>
-        <w:rPr>
-          <w:color w:val="8F5E1E"/>
-        </w:rPr>
-        <w:t>Not yet validated on real clinical data or by a licensed clinician — required before any pilot with real patients.</w:t>
-      </w:r>
-    </w:p>
-    <w:p>
-      <w:pPr>
-        <w:pStyle w:val="ListBullet"/>
-        <w:spacing w:after="40"/>
-        <w:ind w:left="259"/>
-      </w:pPr>
-      <w:r>
-        <w:rPr>
-          <w:b/>
-          <w:color w:val="12181D"/>
-        </w:rPr>
-        <w:t xml:space="preserve">△  </w:t>
-      </w:r>
-      <w:r>
-        <w:rPr>
-          <w:color w:val="8F5E1E"/>
-        </w:rPr>
-        <w:t>No human-in-the-loop review step yet — every response needs a qualified reviewer until that changes.</w:t>
-      </w:r>
-    </w:p>
-    <w:p>
-      <w:pPr>
-        <w:pStyle w:val="ListBullet"/>
-        <w:spacing w:after="40"/>
-        <w:ind w:left="259"/>
-      </w:pPr>
-      <w:r>
-        <w:rPr>
-          <w:b/>
-          <w:color w:val="12181D"/>
-        </w:rPr>
-        <w:t xml:space="preserve">△  </w:t>
-      </w:r>
-      <w:r>
-        <w:rPr>
-          <w:color w:val="8F5E1E"/>
-        </w:rPr>
-        <w:t>Regulatory classification unresolved — legal/compliance should confirm clinical decision-support status in your jurisdiction.</w:t>
-      </w:r>
-    </w:p>
-    <w:p>
-      <w:pPr>
-        <w:spacing w:before="200"/>
-      </w:pPr>
-      <w:r>
-        <w:rPr>
-          <w:rFonts w:ascii="Cambria" w:hAnsi="Cambria"/>
-          <w:b/>
-          <w:color w:val="1F5C8A"/>
-          <w:sz w:val="26"/>
-        </w:rPr>
-        <w:t>Path to Pilot</w:t>
-      </w:r>
-    </w:p>
-    <w:p>
-      <w:pPr>
-        <w:pStyle w:val="ListBullet"/>
-        <w:spacing w:after="40"/>
-        <w:ind w:left="259"/>
-      </w:pPr>
-      <w:r>
-        <w:rPr>
-          <w:b/>
-          <w:color w:val="12181D"/>
-        </w:rPr>
-        <w:t xml:space="preserve">Phase 0 — Complete: </w:t>
-      </w:r>
-      <w:r>
-        <w:t>Proof of concept. Synthetic knowledge base, tuned search model, retrieval pipeline, safety guardrails, and evaluation harness, all built and validated end-to-end.</w:t>
-      </w:r>
-    </w:p>
-    <w:p>
-      <w:pPr>
-        <w:pStyle w:val="ListBullet"/>
-        <w:spacing w:after="40"/>
-        <w:ind w:left="259"/>
-      </w:pPr>
-      <w:r>
-        <w:rPr>
-          <w:b/>
-          <w:color w:val="12181D"/>
-        </w:rPr>
-        <w:t xml:space="preserve">Phase 1 — Next: </w:t>
-      </w:r>
-      <w:r>
-        <w:t>Clinical validation. Replace the synthetic knowledge base with a licensed medical reference set; licensed clinicians review a sample of outputs.</w:t>
-      </w:r>
-    </w:p>
-    <w:p>
-      <w:pPr>
-        <w:pStyle w:val="ListBullet"/>
-        <w:spacing w:after="40"/>
-        <w:ind w:left="259"/>
-      </w:pPr>
-      <w:r>
-        <w:rPr>
-          <w:b/>
-          <w:color w:val="12181D"/>
-        </w:rPr>
-        <w:t xml:space="preserve">Phase 2 — Then: </w:t>
-      </w:r>
-      <w:r>
-        <w:t>Human-in-the-loop pilot. Deploy to a small internal group (e.g. a nurse triage line) with every response reviewed by staff before reaching a patient.</w:t>
-      </w:r>
-    </w:p>
-    <w:p>
-      <w:pPr>
-        <w:pStyle w:val="ListBullet"/>
-        <w:spacing w:after="40"/>
-        <w:ind w:left="259"/>
-      </w:pPr>
-      <w:r>
-        <w:rPr>
-          <w:b/>
-          <w:color w:val="12181D"/>
-        </w:rPr>
-        <w:t xml:space="preserve">Phase 3 — Later: </w:t>
-      </w:r>
-      <w:r>
-        <w:t>Scaled deployment, subject to regulatory sign-off: broader rollout, workflow/EHR integration, larger reasoning model.</w:t>
-      </w:r>
-    </w:p>
-    <w:p>
-      <w:pPr>
-        <w:spacing w:before="200"/>
-      </w:pPr>
-      <w:r>
-        <w:rPr>
-          <w:rFonts w:ascii="Cambria" w:hAnsi="Cambria"/>
-          <w:b/>
-          <w:color w:val="1F5C8A"/>
-          <w:sz w:val="26"/>
-        </w:rPr>
-        <w:t>Recommendation</w:t>
-      </w:r>
-    </w:p>
-    <w:p>
-      <w:r>
-        <w:rPr>
-          <w:b/>
-          <w:color w:val="12181D"/>
-        </w:rPr>
-        <w:t>The proof of concept clears the technical bar: retrieval is accurate, tuning measurably helps, and the safety guardrails work as designed. The gating item is not engineering — it's clinical validation and human-in-the-loop review. We recommend funding Phase 1 (clinical validation on licensed data) as the next step, rather than a broader pilot, until a qualified clinician has signed off on output quality.</w:t>
-      </w:r>
-    </w:p>
-    <w:p>
-      <w:pPr>
-        <w:spacing w:before="280"/>
-      </w:pPr>
-      <w:r>
-        <w:rPr>
-          <w:i/>
-          <w:color w:val="888888"/>
-          <w:sz w:val="15"/>
-        </w:rPr>
-        <w:t>Prepared from the “Medical Diagnosis Assistant” GenAI capstone project. Figures are drawn from logged, real system runs on synthetic data — not projections. Engineering detail (model architecture, code, notebooks) available separately for technical review.</w:t>
       </w:r>
     </w:p>
     <w:sectPr>
